--- a/ТЗ PL NL FI/Alegria ТЗ на текст - Vastgoed te koop aan de Costa del Sol нидерландский.docx
+++ b/ТЗ PL NL FI/Alegria ТЗ на текст - Vastgoed te koop aan de Costa del Sol нидерландский.docx
@@ -809,7 +809,7 @@
           <w:sz w:val="22"/>
           <w:szCs w:val="22"/>
         </w:rPr>
-        <w:t>7 балов</w:t>
+        <w:t>7 баллов</w:t>
       </w:r>
       <w:r>
         <w:rPr>
@@ -1871,7 +1871,7 @@
           <w:color w:val="000000"/>
           <w:lang w:val="en-US"/>
         </w:rPr>
-        <w:t xml:space="preserve">vastgoed te koop aan de costa del sol</w:t>
+        <w:t xml:space="preserve">vastgoed te koop aan de Costa del Sol</w:t>
       </w:r>
     </w:p>
     <w:p>
@@ -1897,7 +1897,7 @@
           <w:color w:val="000000"/>
           <w:lang w:val="en-US"/>
         </w:rPr>
-        <w:t xml:space="preserve">vastgoed costa del sol</w:t>
+        <w:t xml:space="preserve">vastgoed Costa del Sol</w:t>
       </w:r>
     </w:p>
     <w:p>
@@ -1923,7 +1923,7 @@
           <w:color w:val="000000"/>
           <w:lang w:val="en-US"/>
         </w:rPr>
-        <w:t xml:space="preserve">vastgoedprijzen aan de costa del sol</w:t>
+        <w:t xml:space="preserve">vastgoedprijzen aan de Costa del Sol</w:t>
       </w:r>
     </w:p>
     <w:p>
@@ -1949,7 +1949,7 @@
           <w:color w:val="000000"/>
           <w:lang w:val="en-US"/>
         </w:rPr>
-        <w:t xml:space="preserve">huis te koop costa del sol</w:t>
+        <w:t xml:space="preserve">woningen te koop aan de Costa del Sol</w:t>
       </w:r>
     </w:p>
     <w:p>
@@ -1975,7 +1975,7 @@
           <w:color w:val="000000"/>
           <w:lang w:val="en-US"/>
         </w:rPr>
-        <w:t xml:space="preserve">huizen te koop costa del sol</w:t>
+        <w:t xml:space="preserve">investeren in vastgoed aan de Costa del Sol</w:t>
       </w:r>
     </w:p>
     <w:p>
@@ -2001,7 +2001,7 @@
           <w:color w:val="000000"/>
           <w:lang w:val="en-US"/>
         </w:rPr>
-        <w:t xml:space="preserve">woningen te koop aan de costa del sol</w:t>
+        <w:t xml:space="preserve">beleggingsvastgoed aan de Costa del Sol</w:t>
       </w:r>
     </w:p>
     <w:p>
@@ -2027,7 +2027,7 @@
           <w:color w:val="000000"/>
           <w:lang w:val="en-US"/>
         </w:rPr>
-        <w:t xml:space="preserve">investeren in vastgoed aan de costa del sol</w:t>
+        <w:t xml:space="preserve">vastgoed aan de Costa del Sol als investering</w:t>
       </w:r>
     </w:p>
     <w:p>
@@ -2053,7 +2053,7 @@
           <w:color w:val="000000"/>
           <w:lang w:val="en-US"/>
         </w:rPr>
-        <w:t xml:space="preserve">beleggingsvastgoed aan de costa del sol</w:t>
+        <w:t xml:space="preserve">vastgoed kopen aan de Costa del Sol als buitenlander</w:t>
       </w:r>
     </w:p>
     <w:p>
@@ -2079,7 +2079,7 @@
           <w:color w:val="000000"/>
           <w:lang w:val="en-US"/>
         </w:rPr>
-        <w:t xml:space="preserve">vastgoed aan de costa del sol als investering</w:t>
+        <w:t xml:space="preserve">vastgoed aan de Costa del Sol voor expats</w:t>
       </w:r>
     </w:p>
     <w:p>
@@ -2105,7 +2105,7 @@
           <w:color w:val="000000"/>
           <w:lang w:val="en-US"/>
         </w:rPr>
-        <w:t xml:space="preserve">vastgoed kopen aan de costa del sol als buitenlander</w:t>
+        <w:t xml:space="preserve">woning kopen aan de Costa del Sol om er permanent te wonen</w:t>
       </w:r>
     </w:p>
     <w:p>
@@ -2131,7 +2131,7 @@
           <w:color w:val="000000"/>
           <w:lang w:val="en-US"/>
         </w:rPr>
-        <w:t xml:space="preserve">vastgoed aan de costa del sol voor expats</w:t>
+        <w:t xml:space="preserve">wat kost een woning aan de Costa del Sol</w:t>
       </w:r>
     </w:p>
     <w:p>
@@ -2157,7 +2157,7 @@
           <w:color w:val="000000"/>
           <w:lang w:val="en-US"/>
         </w:rPr>
-        <w:t xml:space="preserve">woning kopen aan de costa del sol om er permanent te wonen</w:t>
+        <w:t xml:space="preserve">huis kopen Costa del Sol</w:t>
       </w:r>
     </w:p>
     <w:p>
@@ -2183,7 +2183,7 @@
           <w:color w:val="000000"/>
           <w:lang w:val="en-US"/>
         </w:rPr>
-        <w:t xml:space="preserve">wat kost een woning aan de costa del sol</w:t>
+        <w:t xml:space="preserve">woning kopen Costa del Sol</w:t>
       </w:r>
     </w:p>
     <w:p>
@@ -2209,7 +2209,7 @@
           <w:color w:val="000000"/>
           <w:lang w:val="en-US"/>
         </w:rPr>
-        <w:t xml:space="preserve">huis kopen costa del sol</w:t>
+        <w:t xml:space="preserve">huis kopen in Spanje Costa del Sol</w:t>
       </w:r>
     </w:p>
     <w:p>
@@ -2235,59 +2235,7 @@
           <w:color w:val="000000"/>
           <w:lang w:val="en-US"/>
         </w:rPr>
-        <w:t xml:space="preserve">woning kopen costa del sol</w:t>
-      </w:r>
-    </w:p>
-    <w:p>
-      <w:pPr>
-        <w:numPr>
-          <w:ilvl w:val="0"/>
-          <w:numId w:val="2"/>
-        </w:numPr>
-        <w:pBdr>
-          <w:top w:val="nil"/>
-          <w:left w:val="nil"/>
-          <w:bottom w:val="nil"/>
-          <w:right w:val="nil"/>
-          <w:between w:val="nil"/>
-        </w:pBdr>
-        <w:rPr>
-          <w:color w:val="000000"/>
-          <w:lang w:val="en-US"/>
-        </w:rPr>
-      </w:pPr>
-      <w:r>
-        <w:rPr>
-          <w:color w:val="000000"/>
-          <w:lang w:val="en-US"/>
-        </w:rPr>
-        <w:t xml:space="preserve">huis kopen in spanje costa del sol</w:t>
-      </w:r>
-    </w:p>
-    <w:p>
-      <w:pPr>
-        <w:numPr>
-          <w:ilvl w:val="0"/>
-          <w:numId w:val="2"/>
-        </w:numPr>
-        <w:pBdr>
-          <w:top w:val="nil"/>
-          <w:left w:val="nil"/>
-          <w:bottom w:val="nil"/>
-          <w:right w:val="nil"/>
-          <w:between w:val="nil"/>
-        </w:pBdr>
-        <w:rPr>
-          <w:color w:val="000000"/>
-          <w:lang w:val="en-US"/>
-        </w:rPr>
-      </w:pPr>
-      <w:r>
-        <w:rPr>
-          <w:color w:val="000000"/>
-          <w:lang w:val="en-US"/>
-        </w:rPr>
-        <w:t xml:space="preserve">aankoop vastgoed costa del sol</w:t>
+        <w:t xml:space="preserve">aankoop vastgoed Costa del Sol</w:t>
       </w:r>
     </w:p>
     <w:p>
@@ -2305,7 +2253,7 @@
           <w:color w:val="000000"/>
           <w:lang w:val="en-US"/>
         </w:rPr>
-        <w:t xml:space="preserve">*В ключевых запросах артикли (de, het, een) опущены — конкуренты не используют их в заголовках для лаконичности; в тексте их надо добавить, где это необходимо. Утверждённые H2 не меняем. В запросах, где предлог перед Costa del Sol опущен (например, «huis kopen costa del sol»), в тексте пишем грамматически правильно — «aan de Costa del Sol».</w:t>
+        <w:t xml:space="preserve">*В ключевых запросах артикли (de, het, een) опущены — конкуренты не используют их в заголовках для лаконичности; в тексте их надо добавить, где это необходимо. Утверждённые H2 не меняем. В запросах, где опущены предлоги (например, «huis kopen Costa del Sol», «aankoop vastgoed Costa del Sol»), в тексте пишем грамматически правильно — «een huis kopen aan de Costa del Sol», «de aankoop van vastgoed aan de Costa del Sol».</w:t>
       </w:r>
     </w:p>
     <w:p>
